--- a/public/downloads/iceberg-model-worksheet.docx
+++ b/public/downloads/iceberg-model-worksheet.docx
@@ -15,7 +15,7 @@
           <w:sz w:val="30"/>
           <w:szCs w:val="30"/>
         </w:rPr>
-        <w:t xml:space="preserve">Iceberg model — worksheet</w:t>
+        <w:t xml:space="preserve">Iceberg model, worksheet</w:t>
       </w:r>
     </w:p>
     <w:p>
@@ -61,7 +61,7 @@
           <w:sz w:val="22"/>
           <w:szCs w:val="22"/>
         </w:rPr>
-        <w:t xml:space="preserve">Fill in each level for your problem. Start at the top; do not worry if the lower levels are hard at first — that is normal.</w:t>
+        <w:t xml:space="preserve">Fill in each level for your problem. Start at the top; do not worry if the lower levels are hard at first, that is normal.</w:t>
       </w:r>
     </w:p>
     <w:p>
@@ -95,7 +95,7 @@
           <w:sz w:val="22"/>
           <w:szCs w:val="22"/>
         </w:rPr>
-        <w:t xml:space="preserve">Do this twice. Take 1 now, from what you already know. Take 2 after your research — come back and add what you learned in a different colour, so your growth is visible.</w:t>
+        <w:t xml:space="preserve">Do this twice. Take 1 now, from what you already know. Take 2 after your research, come back and add what you learned in a different colour, so your growth is visible.</w:t>
       </w:r>
     </w:p>
     <w:p>
@@ -154,7 +154,7 @@
           <w:sz w:val="22"/>
           <w:szCs w:val="22"/>
         </w:rPr>
-        <w:t xml:space="preserve">Take 1 — from what I already know</w:t>
+        <w:t xml:space="preserve">Take 1, from what I already know</w:t>
       </w:r>
     </w:p>
     <w:p>
@@ -530,7 +530,7 @@
           <w:sz w:val="22"/>
           <w:szCs w:val="22"/>
         </w:rPr>
-        <w:t xml:space="preserve">Take 2 — after my research (add in a different colour)</w:t>
+        <w:t xml:space="preserve">Take 2, after my research (add in a different colour)</w:t>
       </w:r>
     </w:p>
     <w:p>
@@ -638,7 +638,7 @@
           <w:sz w:val="22"/>
           <w:szCs w:val="22"/>
         </w:rPr>
-        <w:t xml:space="preserve">The same four levels with no prompts — for your next problem, once you have done this once.</w:t>
+        <w:t xml:space="preserve">The same four levels with no prompts, for your next problem, once you have done this once.</w:t>
       </w:r>
     </w:p>
     <w:tbl>

--- a/public/downloads/iceberg-model-worksheet.docx
+++ b/public/downloads/iceberg-model-worksheet.docx
@@ -15,7 +15,7 @@
           <w:sz w:val="30"/>
           <w:szCs w:val="30"/>
         </w:rPr>
-        <w:t xml:space="preserve">Iceberg model, worksheet</w:t>
+        <w:t xml:space="preserve">Iceberg model - worksheet</w:t>
       </w:r>
     </w:p>
     <w:p>
@@ -61,7 +61,7 @@
           <w:sz w:val="22"/>
           <w:szCs w:val="22"/>
         </w:rPr>
-        <w:t xml:space="preserve">Fill in each level for your problem. Start at the top; do not worry if the lower levels are hard at first, that is normal.</w:t>
+        <w:t xml:space="preserve">Fill in each level for your problem. Start at the top; do not worry if the lower levels are hard at first - that is normal.</w:t>
       </w:r>
     </w:p>
     <w:p>
@@ -95,7 +95,7 @@
           <w:sz w:val="22"/>
           <w:szCs w:val="22"/>
         </w:rPr>
-        <w:t xml:space="preserve">Do this twice. Take 1 now, from what you already know. Take 2 after your research, come back and add what you learned in a different colour, so your growth is visible.</w:t>
+        <w:t xml:space="preserve">Do this twice. Take 1 now, from what you already know. Take 2 after your research - come back and add what you learned in a different colour, so your growth is visible.</w:t>
       </w:r>
     </w:p>
     <w:p>
@@ -154,7 +154,7 @@
           <w:sz w:val="22"/>
           <w:szCs w:val="22"/>
         </w:rPr>
-        <w:t xml:space="preserve">Take 1, from what I already know</w:t>
+        <w:t xml:space="preserve">Take 1 - from what I already know</w:t>
       </w:r>
     </w:p>
     <w:p>
@@ -530,7 +530,7 @@
           <w:sz w:val="22"/>
           <w:szCs w:val="22"/>
         </w:rPr>
-        <w:t xml:space="preserve">Take 2, after my research (add in a different colour)</w:t>
+        <w:t xml:space="preserve">Take 2 - after my research (add in a different colour)</w:t>
       </w:r>
     </w:p>
     <w:p>
@@ -638,7 +638,7 @@
           <w:sz w:val="22"/>
           <w:szCs w:val="22"/>
         </w:rPr>
-        <w:t xml:space="preserve">The same four levels with no prompts, for your next problem, once you have done this once.</w:t>
+        <w:t xml:space="preserve">The same four levels with no prompts - for your next problem, once you have done this once.</w:t>
       </w:r>
     </w:p>
     <w:tbl>

--- a/public/downloads/iceberg-model-worksheet.docx
+++ b/public/downloads/iceberg-model-worksheet.docx
@@ -654,8 +654,8 @@
         </w:tblBorders>
       </w:tblPr>
       <w:tblGrid>
-        <w:gridCol w:w="2600"/>
-        <w:gridCol w:w="8200"/>
+        <w:gridCol w:w="2183"/>
+        <w:gridCol w:w="6886"/>
       </w:tblGrid>
       <w:tr>
         <w:trPr>
